--- a/Doc/Patent/redakciya_2026-08-09/Заявка_УСТРОЙСТВО_3FFT_ред_2026-08-09.docx
+++ b/Doc/Patent/redakciya_2026-08-09/Заявка_УСТРОЙСТВО_3FFT_ред_2026-08-09.docx
@@ -56,6 +56,14 @@
       </w:pPr>
       <w:r>
         <w:t>Известны вычислительные устройства нейросетевой классификации радиолокационного куба «дальность–угол–скорость» (US10962637B2, US12181562), устройства формирования азимут-угломестной картины преобразованием Фурье по бинам дальности (EP0097490A2), устройства планирования радиолокационного ресурса и наведения луча (US11747438) и устройства GPU-обработки радиолокационных данных (CN101441271A). По отдельности они не обеспечивают распознавания истинной цели при самоприкрытии.</w:t>
+      </w:r>
+    </w:p>
+    <w:p>
+      <w:pPr>
+        <w:jc w:val="both"/>
+      </w:pPr>
+      <w:r>
+        <w:t>Известны также устройства распределённой обработки радиолокационного сигнала, в которых приёмные микросхемы вычисляют дальностное преобразование Фурье по своим каналам, а угловое преобразование выполняет отдельный центральный процессор (US11796628B2, US10627480B2), и вычислительные кластеры обработки сигналов антенных решёток, в которых устройство первичной обработки на программируемой логике через коммутируемую сеть доставляет каждому узлу данные всех приёмных каналов в своей полосе частот с прямой записью в размеченный кольцевой буфер узла (CHIME Pathfinder, arXiv:1503.06189, 1503.06202; Tianlai, arXiv:2406.19013). В первых угловое преобразование централизовано на выделенном процессоре, во вторых состав межузловой передачи задан заранее и от содержания обстановки не зависит; ни те, ни другие не содержат ни структурного токена, ни причинностного арбитра и распознавания истинной цели при самоприкрытии не обеспечивают.</w:t>
       </w:r>
     </w:p>
     <w:p>
@@ -627,6 +635,22 @@
         <w:jc w:val="both"/>
       </w:pPr>
       <w:r>
+        <w:t>Вычислители могут быть сгруппированы в узлы, соединённые между собой сетью с прямым доступом к памяти. Каждый узел содержит свои приёмные каналы, принимающие его часть подрешёток элементов решётки, свои блоки записи 3, интерфейсные блоки 5, блоки 22, 21, 8, 9 и 10; разделение потока выполняется на входе — радиочастотный тракт 2 доставляет каждому узлу его подрешётки по своим линиям, поэтому сырые принятые данные между узлами не передаются. Обменные интерфейсы блоков конвейерного перераспределения 21 разных узлов соединены через указанную сеть, и межузловое перераспределение выполняется по тем же правилам, что и перераспределение внутри узла: непрерывные блоки бинов, порции, статическое расписание от блока 4 и два прохода — суммарные выборки участков, затем полные данные только участков с откликом. Токены со всех узлов поступают на причинностный арбитр 13 и блок объёмного добора 14 выделенного узла.</w:t>
+      </w:r>
+    </w:p>
+    <w:p>
+      <w:pPr>
+        <w:jc w:val="both"/>
+      </w:pPr>
+      <w:r>
+        <w:t>Ограничение объёма межузлового обмена здесь является условием работоспособности, а не улучшением: пропускная способность межузловой сети ниже внутриузловой, поэтому передача полного объёма перераспределения между узлами в длительность рабочего такта не укладывается, тогда как передача, сокращённая первым проходом в D раз и ограниченная вторым проходом участками с откликом, укладывается. Расширение устройства выполняется добавлением узла с его приёмными каналами и подрешётками; состав блоков узла и порядок их работы при этом не изменяются. Возможен также вариант, в котором радиочастотный тракт 2 распределяет данные по узлам не по подрешёткам, а по полосам частот биений — каждому узлу все элементы решётки в его полосе, которой соответствует своя часть бинов дальности; в этом варианте межузловое перераспределение блоками 21 не требуется.</w:t>
+      </w:r>
+    </w:p>
+    <w:p>
+      <w:pPr>
+        <w:jc w:val="both"/>
+      </w:pPr>
+      <w:r>
         <w:t>Возможность осуществления изобретения подтверждается наличием работающего корреляционного модуля FM-m на графическом процессоре (ROCm/HIP, hipFFT/rocFFT).</w:t>
       </w:r>
     </w:p>
@@ -890,7 +914,7 @@
         <w:t>13.</w:t>
       </w:r>
       <w:r>
-        <w:t xml:space="preserve"> Устройство по п.11, отличающееся тем, что содержит блок группировки и поканального суммирования по участкам дальности (22), вход которого соединён с выходом интерфейсного блока (5), выход — со вторым входом блока конвейерного перераспределения (21), а управляющий вход — с шестым выходом блока управления потоком данных (4), выполненный с возможностью группировки бинов дальности в участки заданной глубины и складывания по оси дальности отсчётов только тех каналов, которые приняты данным вычислителем, до какого-либо обмена, причём указанное складывание является удержанием нулевого выхода преобразования Фурье по оси дальности, все выходы которого удерживает блок объёмного трёхмерного преобразования Фурье (11).</w:t>
+        <w:t xml:space="preserve"> Устройство по пп. 11 и 12, отличающееся тем, что вычислители сгруппированы в узлы, соединённые между собой сетью с прямым доступом к памяти, причём каждый узел содержит свои приёмные каналы, выполненные с возможностью приёма его части подрешёток элементов активной фазированной антенной решётки, и свой блок конвейерного перераспределения (21), обменный интерфейс которого соединён с одноимёнными блоками остальных узлов через указанную сеть и выполнен с возможностью межузлового перераспределения по тем же правилам, что и перераспределение внутри узла, при этом принятые данные между узлами не передаются, а выделенный вычислитель с причинностным арбитром (13) и блоком объёмного добора (14) размещён на одном из узлов и соединён с выходами блоков токенизации (10) всех узлов.</w:t>
       </w:r>
     </w:p>
     <w:p>
@@ -904,7 +928,7 @@
         <w:t>14.</w:t>
       </w:r>
       <w:r>
-        <w:t xml:space="preserve"> Устройство по п.13, отличающееся тем, что блок конвейерного перераспределения (21) выполнен с возможностью перераспределения в два прохода — первым проходом суммарных выборок участков, по собранной полной апертуре которых блоки (8, 9, 10) выносят предварительное решение об отнесении участка к шуму либо к содержащему отклик, и вторым проходом полных данных только тех участков, которые отнесены к содержащим отклик, — при этом перечень таких участков поступает со второго выхода блока токенизации (10) на второй управляющий вход блока (21).</w:t>
+        <w:t xml:space="preserve"> Устройство по п.11, отличающееся тем, что содержит блок группировки и поканального суммирования по участкам дальности (22), вход которого соединён с выходом интерфейсного блока (5), выход — со вторым входом блока конвейерного перераспределения (21), а управляющий вход — с шестым выходом блока управления потоком данных (4), выполненный с возможностью группировки бинов дальности в участки заданной глубины и складывания по оси дальности отсчётов только тех каналов, которые приняты данным вычислителем, до какого-либо обмена, причём указанное складывание является удержанием нулевого выхода преобразования Фурье по оси дальности, все выходы которого удерживает блок объёмного трёхмерного преобразования Фурье (11).</w:t>
       </w:r>
     </w:p>
     <w:p>
@@ -918,7 +942,21 @@
         <w:t>15.</w:t>
       </w:r>
       <w:r>
-        <w:t xml:space="preserve"> Устройство по п.13, отличающееся тем, что глубина участка задана блоком управления потоком данных (4) как наименьшая из величин, определяемых энергетическим запасом, убывающим с дальностью, и разрежённостью обстановки, а при заградительной помехе группировка укрупняется либо не применяется.</w:t>
+        <w:t xml:space="preserve"> Устройство по п.14, отличающееся тем, что блок конвейерного перераспределения (21) выполнен с возможностью перераспределения в два прохода — первым проходом суммарных выборок участков, по собранной полной апертуре которых блоки (8, 9, 10) выносят предварительное решение об отнесении участка к шуму либо к содержащему отклик, и вторым проходом полных данных только тех участков, которые отнесены к содержащим отклик, — при этом перечень таких участков поступает со второго выхода блока токенизации (10) на второй управляющий вход блока (21).</w:t>
+      </w:r>
+    </w:p>
+    <w:p>
+      <w:pPr>
+        <w:jc w:val="both"/>
+      </w:pPr>
+      <w:r>
+        <w:rPr>
+          <w:b/>
+        </w:rPr>
+        <w:t>16.</w:t>
+      </w:r>
+      <w:r>
+        <w:t xml:space="preserve"> Устройство по п.14, отличающееся тем, что глубина участка задана блоком управления потоком данных (4) как наименьшая из величин, определяемых энергетическим запасом, убывающим с дальностью, и разрежённостью обстановки, а при заградительной помехе группировка укрупняется либо не применяется.</w:t>
       </w:r>
     </w:p>
     <w:p>
@@ -950,7 +988,7 @@
         <w:jc w:val="both"/>
       </w:pPr>
       <w:r>
-        <w:t>В исполнении с несколькими вычислителями устройство содержит несколько приёмных каналов, каждый из которых конструктивно сопряжён со своим вычислителем и принимает свою подрешётку элементов решётки, блок конвейерного перераспределения (21), делящий бины дальности на непрерывные блоки и совмещающий передачу очередной порции с обработкой предыдущей, и блок группировки и поканального суммирования по участкам дальности (22), сокращающий объём первого прохода обмена. Блок (9) между вычислителями не разделён; причинностный арбитр (13) и блок объёмного добора (14) размещены на выделенном вычислителе.</w:t>
+        <w:t>В исполнении с несколькими вычислителями устройство содержит несколько приёмных каналов, каждый из которых конструктивно сопряжён со своим вычислителем и принимает свою подрешётку элементов решётки, блок конвейерного перераспределения (21), делящий бины дальности на непрерывные блоки и совмещающий передачу очередной порции с обработкой предыдущей, и блок группировки и поканального суммирования по участкам дальности (22), сокращающий объём первого прохода обмена. Блок (9) между вычислителями не разделён; причинностный арбитр (13) и блок объёмного добора (14) размещены на выделенном вычислителе. Вычислители могут быть сгруппированы в узлы, соединённые сетью с прямым доступом к памяти, причём межузловое перераспределение ведётся по тем же правилам, что и внутриузловое, а принятые данные между узлами не передаются.</w:t>
       </w:r>
     </w:p>
     <w:p>
@@ -958,7 +996,7 @@
         <w:jc w:val="both"/>
       </w:pPr>
       <w:r>
-        <w:t>Достигается повышение достоверности распознавания истинной цели при самоприкрытии и снижение вычислительных затрат, а также возможность уложить рабочий такт в отведённое время при апертуре произвольного размера. 14 з.п. ф-лы, 2 ил.</w:t>
+        <w:t>Достигается повышение достоверности распознавания истинной цели при самоприкрытии и снижение вычислительных затрат, а также возможность уложить рабочий такт в отведённое время при апертуре произвольного размера. 15 з.п. ф-лы, 2 ил.</w:t>
       </w:r>
     </w:p>
     <w:sectPr>
